--- a/Courses/Software-Sciences/IT-Module-3-Web-Design/08-Web-Technologies-and-Standards/08-Web-Technologies-and-Standards-Exercises.docx
+++ b/Courses/Software-Sciences/IT-Module-3-Web-Design/08-Web-Technologies-and-Standards/08-Web-Technologies-and-Standards-Exercises.docx
@@ -80,9 +80,9 @@
           <w:noProof/>
         </w:rPr>
         <w:drawing>
-          <wp:inline distT="0" distB="0" distL="0" distR="0" wp14:anchorId="73F5C6D6" wp14:editId="4C636677">
-            <wp:extent cx="1065886" cy="497260"/>
-            <wp:effectExtent l="0" t="0" r="1270" b="0"/>
+          <wp:inline distT="0" distB="0" distL="0" distR="0" wp14:anchorId="73F5C6D6" wp14:editId="3C1E8367">
+            <wp:extent cx="1065886" cy="477023"/>
+            <wp:effectExtent l="0" t="0" r="1270" b="5715"/>
             <wp:docPr id="470543985" name="Picture 1"/>
             <wp:cNvGraphicFramePr>
               <a:graphicFrameLocks xmlns:a="http://schemas.openxmlformats.org/drawingml/2006/main" noChangeAspect="1"/>
@@ -111,7 +111,7 @@
                   <pic:spPr bwMode="auto">
                     <a:xfrm>
                       <a:off x="0" y="0"/>
-                      <a:ext cx="1065886" cy="497260"/>
+                      <a:ext cx="1065886" cy="477023"/>
                     </a:xfrm>
                     <a:prstGeom prst="rect">
                       <a:avLst/>
@@ -1735,7 +1735,10 @@
         <w:rPr>
           <w:lang w:val="bg-BG"/>
         </w:rPr>
-        <w:t>Промяна на</w:t>
+        <w:t xml:space="preserve">Промяна на </w:t>
+      </w:r>
+      <w:r>
+        <w:t>HTML</w:t>
       </w:r>
       <w:r>
         <w:rPr>
@@ -1744,25 +1747,10 @@
         <w:t xml:space="preserve"> </w:t>
       </w:r>
       <w:r>
-        <w:t>HTML</w:t>
-      </w:r>
-      <w:r>
-        <w:rPr>
-          <w:lang w:val="bg-BG"/>
-        </w:rPr>
-        <w:t xml:space="preserve"> </w:t>
-      </w:r>
-      <w:r>
-        <w:rPr>
-          <w:lang w:val="bg-BG"/>
-        </w:rPr>
-        <w:t>дървото</w:t>
-      </w:r>
-      <w:r>
-        <w:rPr>
-          <w:lang w:val="bg-BG"/>
-        </w:rPr>
-        <w:t xml:space="preserve"> на уеб сайт</w:t>
+        <w:rPr>
+          <w:lang w:val="bg-BG"/>
+        </w:rPr>
+        <w:t>дървото на уеб сайт</w:t>
       </w:r>
     </w:p>
     <w:p>
@@ -1809,19 +1797,7 @@
         <w:rPr>
           <w:lang w:val="bg-BG"/>
         </w:rPr>
-        <w:t xml:space="preserve">, </w:t>
-      </w:r>
-      <w:r>
-        <w:rPr>
-          <w:lang w:val="bg-BG"/>
-        </w:rPr>
-        <w:t>променете</w:t>
-      </w:r>
-      <w:r>
-        <w:rPr>
-          <w:lang w:val="bg-BG"/>
-        </w:rPr>
-        <w:t xml:space="preserve"> </w:t>
+        <w:t xml:space="preserve">, променете </w:t>
       </w:r>
       <w:r>
         <w:rPr>
